--- a/docs/community-setup-pack/GSN_COMMUNITY_SETUP_STORY_BANK_2026-09-14.docx
+++ b/docs/community-setup-pack/GSN_COMMUNITY_SETUP_STORY_BANK_2026-09-14.docx
@@ -184,7 +184,7 @@
     </w:p>
     <w:p>
       <w:r>
-        <w:t>Pick one story that matches the client. Add only the setup steps relevant to their first deployment. Do not flood a first conversation with the full 44-module master bank.</w:t>
+        <w:t>Pick one story that matches the client. Add only the setup steps relevant to their first deployment. Do not flood a first conversation with the expanded 56-entry master bank; the original 44 modules are preserved there, with Strategic Application Lenses kept for deeper setup conversations.</w:t>
       </w:r>
     </w:p>
     <w:p>
